--- a/test_data/smlouva32_anon.docx
+++ b/test_data/smlouva32_anon.docx
@@ -219,7 +219,7 @@
         <w:spacing w:before="80" w:after="50"/>
       </w:pPr>
       <w:r>
-        <w:t>Těžce zraněný řidič Ing. [[PERSON_1]] ([[BIRTH_ID_1]], [[ID_CARD_1]], [[ADDRESS_1]], [[PHONE_1]], email: [[EMAIL_1]], vozidlo Škoda Superb, [[LICENSE_PLATE_1]]) utrpěl polytrauma s traumatickým poraněním mozku (S06.9), zlomeninou páteře C5-C6, penetrujícím poraněním hrudníku a bilaterální pneumotorax. Zraněnému [[PERSON_1]] byla na místě provedena urgentní intubace a byl letecky transportován na Traumatologické centrum FN [[ADDRESS_2]]. Řidič [[PERSON_1]] byl následně hospitalizován na JIP s diagnózou těžkého šoku a multiorgánového selhání. Krevní testy prokázaly hladinu alkoholu 1,84 ‰. Poškozený [[PERSON_1]] byl po 14 dnech přeložen na neurochirurgickou kliniku, kde podstoupil kraniotomii. Současný stav: tetraplegik s trvalými následky, invalidní důchod III. stupně, nárok na náhradu škody přesahující 8 500 000 Kč. Manželka PhDr. [[PERSON_2]] ([[BIRTH_ID_2]], [[PHONE_2]]) žádá o příspěvek na péči IV. stupně 19 200 Kč měsíčně.</w:t>
+        <w:t>Těžce zraněný řidič Ing. [[PERSON_1]] ([[BIRTH_ID_1]], [[ID_CARD_1]], [[ADDRESS_1]], [[PHONE_1]], email: [[EMAIL_1]], vozidlo Škoda Superb, [[LICENSE_PLATE_1]]) utrpěl polytrauma s traumatickým poraněním mozku (S06.9), zlomeninou páteře C5-C6, penetrujícím poraněním hrudníku a bilaterální pneumotorax. Zraněnému [[PERSON_1]] byla na místě provedena urgentní intubace a byl letecky transportován na Traumatologické centrum FN Brno. Řidič [[PERSON_1]] byl následně hospitalizován na JIP s diagnózou těžkého šoku a multiorgánového selhání. Krevní testy prokázaly hladinu alkoholu 1,84 ‰. Poškozený [[PERSON_1]] byl po 14 dnech přeložen na neurochirurgickou kliniku, kde podstoupil kraniotomii. Současný stav: tetraplegik s trvalými následky, invalidní důchod III. stupně, nárok na náhradu škody přesahující 8 500 000 Kč. Manželka PhDr. [[PERSON_2]] ([[BIRTH_ID_2]], [[PHONE_2]]) žádá o příspěvek na péči IV. stupně 19 200 Kč měsíčně.</w:t>
       </w:r>
     </w:p>
     <w:p>
@@ -227,7 +227,7 @@
         <w:spacing w:before="50" w:after="50"/>
       </w:pPr>
       <w:r>
-        <w:t>Těžce zraněná spolujezdkyně Mgr. [[PERSON_3]] ([[BIRTH_ID_3]], [[ADDRESS_3]], email: [[EMAIL_2]], pojištěnka VZP[[PHONE_3]]) utrpěla mnohočetné zlomeniny skeletu (pánev, femur, žebra), rupturu sleziny smasivním vnitřním krvácením a traumatické poškození ledvin. Zraněné [[PERSON_3]] byla provedena urgentní laparotomie se splenektomií a stabilizace zlomenin zevním fixátorem. Pacientka [[PERSON_3]] požadovala 8 transfuzních jednotek erymasy a 12 jednotek FFP. Po operaci byla hospitalizována 6 týdnů, následně přeložena na rehabilitační oddělení. Trvalé následky: zkrácení pravé dolní končetiny o 3 cm, chronická bolest, PTSD F43.1. Náhrada škody: 2 840 000 Kč od pojišťovny Kooperativa a.s. Kontaktní osoba: sestra Bc. [[PERSON_4]] ([[BIRTH_ID_4]], [[PHONE_4]]).</w:t>
+        <w:t>Těžce zraněná spolujezdkyně Mgr. [[PERSON_3]] ([[BIRTH_ID_3]], [[ADDRESS_2]], email: [[EMAIL_2]], pojištěnka VZP[[PHONE_3]]) utrpěla mnohočetné zlomeniny skeletu (pánev, femur, žebra), rupturu sleziny smasivním vnitřním krvácením a traumatické poškození ledvin. Zraněné [[PERSON_3]] byla provedena urgentní laparotomie se splenektomií a stabilizace zlomenin zevním fixátorem. Pacientka [[PERSON_3]] požadovala 8 transfuzních jednotek erymasy a 12 jednotek FFP. Po operaci byla hospitalizována 6 týdnů, následně přeložena na rehabilitační oddělení. Trvalé následky: zkrácení pravé dolní končetiny o 3 cm, chronická bolest, PTSD F43.1. Náhrada škody: 2 840 000 Kč od pojišťovny Kooperativa a.s. Kontaktní osoba: sestra Bc. [[PERSON_4]] ([[BIRTH_ID_4]], [[PHONE_4]]).</w:t>
       </w:r>
     </w:p>
     <w:p>
@@ -244,7 +244,7 @@
         <w:spacing w:before="80" w:after="50"/>
       </w:pPr>
       <w:r>
-        <w:t>Lehce zraněný řidič JUDr. [[PERSON_5]] ([[BIRTH_ID_5]], ŘP č. [[ID_CARD_2]], [[ADDRESS_4]], [[PHONE_5]], vozidlo BMW X5, [[LICENSE_PLATE_2]]) utrpěl otřes mozku, tržné rány v obličeji a zlomeninu nosu. Zraněnému [[PERSON_5]] bylo poskytnuto ošetření na urgentním příjmu a byl propuštěn po 3 dnech do ambulantní péče. Svědkem nehody byl Ing. [[PERSON_6]] ([[BIRTH_ID_6]], [[PHONE_6]]), který potvrdil vysokou rychlost vozidla obviněného [[PERSON_1]].</w:t>
+        <w:t>Lehce zraněný řidič JUDr. [[PERSON_5]] ([[BIRTH_ID_5]], ŘP č. [[ID_CARD_2]], [[ADDRESS_3]], [[PHONE_5]], vozidlo BMW X5, [[LICENSE_PLATE_2]]) utrpěl otřes mozku, tržné rány v obličeji a zlomeninu nosu. Zraněnému [[PERSON_5]] bylo poskytnuto ošetření na urgentním příjmu a byl propuštěn po 3 dnech do ambulantní péče. Svědkem nehody byl Ing. [[PERSON_6]] ([[BIRTH_ID_6]], [[PHONE_6]]), který potvrdil vysokou rychlost vozidla obviněného [[PERSON_1]].</w:t>
       </w:r>
     </w:p>
     <w:p>
@@ -252,7 +252,7 @@
         <w:spacing w:before="50" w:after="50"/>
       </w:pPr>
       <w:r>
-        <w:t>Řidička PharmDr. [[PERSON_8]] ([[BIRTH_ID_7]], [[ADDRESS_5]], email: [[EMAIL_3]], pojištěnka OZP[[PHONE_7]], vozidlo Toyota RAV4, [[LICENSE_PLATE_3]]) nebyla zraněna, avšak její dcera na zadním sedadle [[PERSON_7]] ([[BIRTH_ID_8]], 8 let) utrpěla zlomeninu levé paže. Dítěti [[PERSON_7]] byla provedena repozice a stabilizace sádrovým obvazem. Matce [[PERSON_7]] byl diagnostikován akutní stresový syndrom F43.0 a byla jí doporučena psychologická péče.</w:t>
+        <w:t>Řidička PharmDr. [[PERSON_8]] ([[BIRTH_ID_7]], [[ADDRESS_4]], email: [[EMAIL_3]], pojištěnka OZP[[PHONE_7]], vozidlo Toyota RAV4, [[LICENSE_PLATE_3]]) nebyla zraněna, avšak její dcera na zadním sedadle [[PERSON_7]] ([[BIRTH_ID_8]], 8 let) utrpěla zlomeninu levé paže. Dítěti [[PERSON_7]] byla provedena repozice a stabilizace sádrovým obvazem. Matce [[PERSON_7]] byl diagnostikován akutní stresový syndrom F43.0 a byla jí doporučena psychologická péče.</w:t>
       </w:r>
     </w:p>
     <w:p>
@@ -282,7 +282,7 @@
         <w:spacing w:before="100" w:after="50"/>
       </w:pPr>
       <w:r>
-        <w:t>Pacient prof. RND[[BIRTH_ID_9]], [[BIRTH_ID_10]], [[ADDRESS_6]], kontakt: syn MUDr. [[PERSON_9]], [[BIRTH_ID_11]], [[PHONE_8]]) je hospitalizován na Oddělení dlouhodobé péče s diagnózou pokročilé Alzheimerovy demence G30.9 ve stadiu 7 dle Reisberg škály. Pacientovi Moravcovi byla soudem odebrána způsobilost k právním úkonům a byl mu ustanoven opatrovník JUDr. [[PERSON_10]] ([[BIRTH_ID_12]], registrace ČAK: 56789). Nemocný [[PERSON_11]] je plně imobilní, komunikačně nekontaktní, vyžaduje kompletní ošetřovatelskou péče včetně PEG sondy pro enterální výživu. Současně trpí dekubity III. stupně, recidivujícími infekcemi močových cest a bronchopneumoniemi. Byl mu přiznán příspěvek na péči IV. stupně 19 200 Kč měsíčně a starobní důchod 24 800 Kč měsíčně. Majetek v hodnotě 12 400 000 Kč (nemovitosti, účty) spravuje opatrovník.</w:t>
+        <w:t>Pacient prof. RND[[BIRTH_ID_9]], [[BIRTH_ID_10]], [[ADDRESS_5]], kontakt: syn MUDr. [[PERSON_9]], [[BIRTH_ID_11]], [[PHONE_8]]) je hospitalizován na Oddělení dlouhodobé péče s diagnózou pokročilé Alzheimerovy demence G30.9 ve stadiu 7 dle Reisberg škály. Pacientovi Moravcovi byla soudem odebrána způsobilost k právním úkonům a byl mu ustanoven opatrovník JUDr. [[PERSON_10]] ([[BIRTH_ID_12]], registrace ČAK: 56789). Nemocný [[PERSON_11]] je plně imobilní, komunikačně nekontaktní, vyžaduje kompletní ošetřovatelskou péče včetně PEG sondy pro enterální výživu. Současně trpí dekubity III. stupně, recidivujícími infekcemi močových cest a bronchopneumoniemi. Byl mu přiznán příspěvek na péči IV. stupně 19 200 Kč měsíčně a starobní důchod 24 800 Kč měsíčně. Majetek v hodnotě 12 400 000 Kč (nemovitosti, účty) spravuje opatrovník.</w:t>
       </w:r>
     </w:p>
     <w:p>
@@ -290,7 +290,7 @@
         <w:spacing w:before="50" w:after="50"/>
       </w:pPr>
       <w:r>
-        <w:t>Pacientka Ing. [[PERSON_12]], CSc. ([[BIRTH_ID_13]], pojištěnka OZP[[PHONE_9]], [[ADDRESS_7]]) má diagnostikovanou amyotrofickou laterální sklerózu (ALS) G12.2 s rychlou progresí onemocnění. Pacientce [[PERSON_12]] byla zavedena tracheostomie s umělou plicní ventilací, PEG sonda a je plně upoutána na lůžko. Nemocná [[PERSON_12]] komunikuje pouze pohyby očí. Léčba je čistě paliativní s predikovaným přežitím 3-6 měsíců. Pečující manžel Bc. [[PERSON_13]] ([[BIRTH_ID_14]], [[PHONE_10]]) žádá o sociální pomoc a psychologickou podporu. Dcera Mgr. [[PERSON_14]] ([[BIRTH_ID_15]]) je beneficientkou životního pojištění ve výši 4 500 000 Kč u Kooperativa pojišťovny a.s.</w:t>
+        <w:t>Pacientka Ing. [[PERSON_12]], CSc. ([[BIRTH_ID_13]], pojištěnka OZP[[PHONE_9]], [[ADDRESS_6]]) má diagnostikovanou amyotrofickou laterální sklerózu (ALS) G12.2 s rychlou progresí onemocnění. Pacientce [[PERSON_12]] byla zavedena tracheostomie s umělou plicní ventilací, PEG sonda a je plně upoutána na lůžko. Nemocná [[PERSON_12]] komunikuje pouze pohyby očí. Léčba je čistě paliativní s predikovaným přežitím 3-6 měsíců. Pečující manžel Bc. [[PERSON_13]] ([[BIRTH_ID_14]], [[PHONE_10]]) žádá o sociální pomoc a psychologickou podporu. Dcera Mgr. [[PERSON_14]] ([[BIRTH_ID_15]]) je beneficientkou životního pojištění ve výši 4 500 000 Kč u Kooperativa pojišťovny a.s.</w:t>
       </w:r>
     </w:p>
     <w:p>
@@ -307,7 +307,7 @@
         <w:spacing w:before="100" w:after="50"/>
       </w:pPr>
       <w:r>
-        <w:t>Pacient PhDr. [[PERSON_15]], Ph.D. ([[BIRTH_ID_16]], pojištěnec VZP[[PHONE_11]], [[ADDRESS_8]], email: [[EMAIL_4]]) má diagnostikovaný generalizovaný karcinom plic T4N3M1c (C34.9) s mnohočetnými metastázami do mozku, jater, kostí a nadledvin. Pacientovi [[PERSON_15]] byla ukončena onkologická léčba z důvodu progrese onemocnění a refrakternosti na chemoterapii. Nemocný [[PERSON_15]] je nyní v paliativní péči s intenzivní analgetickou terapií (morfin 120mg/24h s.c. kontinuálně, fentanylová náplast 100μg/h). Současně trpí kachexií, dušností v klidu a intermitentními stavy zmatenosti. Predikované přežití: týdny. Ošetřující onkolog MUDr. [[PERSON_16]], Ph.D. (registrace ČLK: 78945) doporučil překlad na hospic. Manželka Mgr. [[PERSON_17]] ([[BIRTH_ID_17]], [[PHONE_12]]) pečuje s podporou mobilního hospice.</w:t>
+        <w:t>Pacient PhDr. [[PERSON_15]], Ph.D. ([[BIRTH_ID_16]], pojištěnec VZP[[PHONE_11]], [[ADDRESS_7]], email: [[EMAIL_4]]) má diagnostikovaný generalizovaný karcinom plic T4N3M1c (C34.9) s mnohočetnými metastázami do mozku, jater, kostí a nadledvin. Pacientovi [[PERSON_15]] byla ukončena onkologická léčba z důvodu progrese onemocnění a refrakternosti na chemoterapii. Nemocný [[PERSON_15]] je nyní v paliativní péči s intenzivní analgetickou terapií (morfin 120mg/24h s.c. kontinuálně, fentanylová náplast 100μg/h). Současně trpí kachexií, dušností v klidu a intermitentními stavy zmatenosti. Predikované přežití: týdny. Ošetřující onkolog MUDr. [[PERSON_16]], Ph.D. (registrace ČLK: 78945) doporučil překlad na hospic. Manželka Mgr. [[PERSON_17]] ([[BIRTH_ID_17]], [[PHONE_12]]) pečuje s podporou mobilního hospice.</w:t>
       </w:r>
     </w:p>
     <w:p>
@@ -337,7 +337,7 @@
         <w:spacing w:before="100" w:after="50"/>
       </w:pPr>
       <w:r>
-        <w:t>Pacient s nejvyšší prioritou Ing. [[PERSON_18]], MBA ([[BIRTH_ID_18]], [[BIRTH_ID_19]], [[ADDRESS_9]], email: [[EMAIL_5]], [[PHONE_1]]) má diagnostikováno terminální srdeční selhání NYHA IV (I50.9) na podkladě dilatační kardiomyopatie I42.0. Pacientovi [[PERSON_18]] je implantován BiVAD (biventrikulární srdeční podpora) jako bridge-to-transplant. Nemocný [[PERSON_18]] je trvale hospitalizován na JIP Kardiochirurgické kliniky IKEM s kontinuálním monitoringem. Je na urgentní čekací listině pro transplantaci srdce již 147 dní. Ejekční frakce levé komory: 12%. Riziko náhlého úmrtí bez transplantace: &gt;80% v následujících 30 dnech. Krevní skupina: AB Rh+. HLA typizace provedena. Ošetřující kardiochirurg prof. MUDr. [[PERSON_19]], DrSc. (registrace ČLK: 67890) indikoval absolutní prioritu. Manželka PharmDr. [[PERSON_20]] ([[BIRTH_ID_20]], [[PHONE_2]]) je kontaktní osoba. Dárce nalezen dne [[DATE_3]].</w:t>
+        <w:t>Pacient s nejvyšší prioritou Ing. [[PERSON_18]], MBA ([[BIRTH_ID_18]], [[BIRTH_ID_19]], [[ADDRESS_8]], email: [[EMAIL_5]], [[PHONE_1]]) má diagnostikováno terminální srdeční selhání NYHA IV (I50.9) na podkladě dilatační kardiomyopatie I42.0. Pacientovi [[PERSON_18]] je implantován BiVAD (biventrikulární srdeční podpora) jako bridge-to-transplant. Nemocný [[PERSON_18]] je trvale hospitalizován na JIP Kardiochirurgické kliniky IKEM s kontinuálním monitoringem. Je na urgentní čekací listině pro transplantaci srdce již 147 dní. Ejekční frakce levé komory: 12%. Riziko náhlého úmrtí bez transplantace: &gt;80% v následujících 30 dnech. Krevní skupina: AB Rh+. HLA typizace provedena. Ošetřující kardiochirurg prof. MUDr. [[PERSON_19]], DrSc. (registrace ČLK: 67890) indikoval absolutní prioritu. Manželka PharmDr. [[PERSON_20]] ([[BIRTH_ID_20]], [[PHONE_2]]) je kontaktní osoba. Dárce nalezen dne [[DATE_3]].</w:t>
       </w:r>
     </w:p>
     <w:p>
@@ -345,7 +345,7 @@
         <w:spacing w:before="50" w:after="50"/>
       </w:pPr>
       <w:r>
-        <w:t>Pacientka po úspěšné transplantaci Mgr. [[PERSON_21]] ([[BIRTH_ID_21]], pojištěnka OZP[[PHONE_7]], [[ADDRESS_10]], email: [[EMAIL_6]]) podstoupila ortotopickou transplantaci srdce před 18 měsíci pro ischemickou kardiomyopatiI25.5. Transplantované [[PERSON_21]] byla zavedena trvalá imunosupresivní terapie (Takrolimus 3mg 2×denně, Mykofenolát-mofetil 1000mg 2×denně, Prednizon 5mg 1×denně). Pacientka [[PERSON_21]] má v současnosti známky chronické rejekce štěpu stupně 2R dle ISHLT klasifikace, prokázané endomyokardiální biopsií. Riziko akcelerované vaskulopatie transplantovaného srdce. Pravidelné kontroly každé 3 měsíce. Byl jí přiznán invalidní důchod II. stupně ve výši 14 200 Kč měsíčně.</w:t>
+        <w:t>Pacientka po úspěšné transplantaci Mgr. [[PERSON_21]] ([[BIRTH_ID_21]], pojištěnka OZP[[PHONE_7]], [[ADDRESS_9]], email: [[EMAIL_6]]) podstoupila ortotopickou transplantaci srdce před 18 měsíci pro ischemickou kardiomyopatiI25.5. Transplantované [[PERSON_21]] byla zavedena trvalá imunosupresivní terapie (Takrolimus 3mg 2×denně, Mykofenolát-mofetil 1000mg 2×denně, Prednizon 5mg 1×denně). Pacientka [[PERSON_21]] má v současnosti známky chronické rejekce štěpu stupně 2R dle ISHLT klasifikace, prokázané endomyokardiální biopsií. Riziko akcelerované vaskulopatie transplantovaného srdce. Pravidelné kontroly každé 3 měsíce. Byl jí přiznán invalidní důchod II. stupně ve výši 14 200 Kč měsíčně.</w:t>
       </w:r>
     </w:p>
     <w:p>
@@ -362,7 +362,7 @@
         <w:spacing w:before="100" w:after="50"/>
       </w:pPr>
       <w:r>
-        <w:t>Urgentně operovaný pacient doc. MUDr. [[PERSON_22]], Ph.D. ([[BIRTH_ID_22]], pojištěnec VZP[[PHONE_3]], [[ADDRESS_11]], [[PHONE_13]]) podstoupil urgentní operaci ruptury aneurysmatu břišní aorty s masivním retroperitoneálním krvácením. Operovanému [[PERSON_22]] byla provedena náhrada aorty cévní protézou v celkové anestezii s kardiopulmonální resuscitací trvající 37 minut. Pacient [[PERSON_22]] byl po operaci hospitalizován 3 týdny na JIP s komplikacemi: akutní renální selhání vyžadující hemodialýzu, respirační selhání s prodlouženou invazivní ventilací, srdeční arytmie. Následně byla nutná reoperace pro krvácení. Celková hospitalizace: 67 dní. Trvalé následky: chronická renální insuficience G3b, ischemická choroba srdeční. Náklady na léčbu: 2 840 000 Kč. Ošetřující cévní chirurg prof. MUDr. [[PERSON_23]], DrSc. (registrace ČLK: 89012). Manželka Ing. [[PERSON_24]] ([[BIRTH_ID_23]]) žádá o příspěvek na péči II. stupně.</w:t>
+        <w:t>Urgentně operovaný pacient doc. MUDr. [[PERSON_22]], Ph.D. ([[BIRTH_ID_22]], pojištěnec VZP[[PHONE_3]], [[ADDRESS_10]], [[PHONE_13]]) podstoupil urgentní operaci ruptury aneurysmatu břišní aorty s masivním retroperitoneálním krvácením. Operovanému [[PERSON_22]] byla provedena náhrada aorty cévní protézou v celkové anestezii s kardiopulmonální resuscitací trvající 37 minut. Pacient [[PERSON_22]] byl po operaci hospitalizován 3 týdny na JIP s komplikacemi: akutní renální selhání vyžadující hemodialýzu, respirační selhání s prodlouženou invazivní ventilací, srdeční arytmie. Následně byla nutná reoperace pro krvácení. Celková hospitalizace: 67 dní. Trvalé následky: chronická renální insuficience G3b, ischemická choroba srdeční. Náklady na léčbu: 2 840 000 Kč. Ošetřující cévní chirurg prof. MUDr. [[PERSON_23]], DrSc. (registrace ČLK: 89012). Manželka Ing. [[PERSON_24]] ([[BIRTH_ID_23]]) žádá o příspěvek na péči II. stupně.</w:t>
       </w:r>
     </w:p>
     <w:p>
@@ -392,7 +392,7 @@
         <w:spacing w:before="100" w:after="50"/>
       </w:pPr>
       <w:r>
-        <w:t>Pacientka [[PERSON_29]] ([[BIRTH_ID_24]], 8 let, zákonná zástupkyně: matka Mgr. [[PERSON_25]], [[BIRTH_ID_25]], [[ADDRESS_12]], [[PHONE_2]], email: [[EMAIL_7]], pojištěnka VZP[[PHONE_9]]) má diagnostikovanou akutní lymfoblastickou leukémii prekurzorů z B-buněk s translokací t(9;22) Philadelphia chromozom pozitivní (C91.0) - high-risk skupina. Pacientce Laurce byla zahájena intenzivní chemoterapie dle protokolu ALL-IC BFM 2009 s přidáním tyrosinkinázy inhibitoru (Imatinib). Léčená [[PERSON_29]] podstoupila již 3 bloky intenzivní chemoterapie s těžkými komplikacemi: febrilní neutropenie s sepsí (3× hospitalizace na JIP), mukozitida stupně IV vyžadující parenterální výživu, alopecie, nevolnost a zvracení. Molekulární vyšetření po indukční fázi prokázalo minimální reziduální nemoc (MRD) 0,08% - pozitivní odpověď na léčbu. Je indikována alogenní transplantace kostní dřeně od HLA kompatibilního dárce. Sourozenec [[PERSON_28]] ([[BIRTH_ID_26]]) je plně HLA kompatibilní a souhlasil jako dárce. Prognóza: 5leté přežití 65-70%. Ošetřující dětský hematoonkolog MUDr. [[PERSON_26]], Ph.D. (registrace ČLK: 78945). Otec dítěte Ing. [[PERSON_27]] ([[BIRTH_ID_27]], [[PHONE_5]]).</w:t>
+        <w:t>Pacientka [[PERSON_29]] ([[BIRTH_ID_24]], 8 let, zákonná zástupkyně: matka Mgr. [[PERSON_25]], [[BIRTH_ID_25]], [[ADDRESS_1]], [[PHONE_2]], email: [[EMAIL_7]], pojištěnka VZP[[PHONE_9]]) má diagnostikovanou akutní lymfoblastickou leukémii prekurzorů z B-buněk s translokací t(9;22) Philadelphia chromozom pozitivní (C91.0) - high-risk skupina. Pacientce Laurce byla zahájena intenzivní chemoterapie dle protokolu ALL-IC B[[LICENSE_PLATE_4]] s přidáním tyrosinkinázy inhibitoru (Imatinib). Léčená [[PERSON_29]] podstoupila již 3 bloky intenzivní chemoterapie s těžkými komplikacemi: febrilní neutropenie s sepsí (3× hospitalizace na JIP), mukozitida stupně IV vyžadující parenterální výživu, alopecie, nevolnost a zvracení. Molekulární vyšetření po indukční fázi prokázalo minimální reziduální nemoc (MRD) 0,08% - pozitivní odpověď na léčbu. Je indikována alogenní transplantace kostní dřeně od HLA kompatibilního dárce. Sourozenec [[PERSON_28]] ([[BIRTH_ID_26]]) je plně HLA kompatibilní a souhlasil jako dárce. Prognóza: 5leté přežití 65-70%. Ošetřující dětský hematoonkolog MUDr. [[PERSON_26]], Ph.D. (registrace ČLK: 78945). Otec dítěte Ing. [[PERSON_27]] ([[BIRTH_ID_27]], [[PHONE_5]]).</w:t>
       </w:r>
     </w:p>
     <w:p>
@@ -400,7 +400,7 @@
         <w:spacing w:before="50" w:after="50"/>
       </w:pPr>
       <w:r>
-        <w:t>Pacient [[PERSON_32]] ([[BIRTH_ID_28]], 6 let, zákonná zástupkyně: matka PhDr. [[PERSON_30]], [[BIRTH_ID_29]], [[ADDRESS_13]], [[PHONE_4]], pojištěnec OZP[[PHONE_11]]) má diagnostikovaný neuroblastom stadium IV s metastázami do kostní dřeně a skeletu (C74.9). Pacientovi [[PERSON_32]] byla provedena parciální resekce primárního tumoru v retroperitoneu, následovala intenzivní chemoterapie dle protokolu [[LICENSE_PLATE_4]]. Nemocný [[PERSON_32]] podstoupil autologní transplantaci periferních kmenových buněk, radioterapii a imunoterapii anti-GD2 protilátkami. Genetické vyšetření prokázalo amplifikaci onkogenu MYCN - nepříznivý prognostický faktor. Aktuální stav: kompletní remise, ale vysoké riziko relapsu (60%). Pravidelné kontroly každé 3 měsíce s PET/CT a scintigrafií MIBG. Byl přiznán příspěvek na péči III. stupně 13 900 Kč měsíčně. Ošetřující dětský onkolog MUDr. [[PERSON_31]] (registrace ČLK: 67890).</w:t>
+        <w:t>Pacient [[PERSON_32]] ([[BIRTH_ID_28]], 6 let, zákonná zástupkyně: matka PhDr. [[PERSON_30]], [[BIRTH_ID_29]], [[ADDRESS_12]], [[PHONE_4]], pojištěnec OZP[[PHONE_11]]) má diagnostikovaný neuroblastom stadium IV s metastázami do kostní dřeně a skeletu (C74.9). Pacientovi [[PERSON_32]] byla provedena parciální resekce primárního tumoru v retroperitoneu, následovala intenzivní chemoterapie dle protokolu [[LICENSE_PLATE_5]]. Nemocný [[PERSON_32]] podstoupil autologní transplantaci periferních kmenových buněk, radioterapii a imunoterapii anti-GD2 protilátkami. Genetické vyšetření prokázalo amplifikaci onkogenu MYCN - nepříznivý prognostický faktor. Aktuální stav: kompletní remise, ale vysoké riziko relapsu (60%). Pravidelné kontroly každé 3 měsíce s PET/CT a scintigrafií MIBG. Byl přiznán příspěvek na péči III. stupně 13 900 Kč měsíčně. Ošetřující dětský onkolog MUDr. [[PERSON_31]] (registrace ČLK: 67890).</w:t>
       </w:r>
     </w:p>
     <w:p>
@@ -417,7 +417,7 @@
         <w:spacing w:before="100" w:after="50"/>
       </w:pPr>
       <w:r>
-        <w:t>Pacientka [[PERSON_36]] ([[BIRTH_ID_30]], 9 let, zákonní zástupci: rodiče Bc. [[PERSON_33]], [[BIRTH_ID_31]], a Mgr. [[PERSON_34]], [[BIRTH_ID_32]], [[ADDRESS_14]], [[PHONE_10]], pojištěnka VZP[[PHONE_14]]) má diagnostikovaný difuzní glioblastom mozkového kmene (C71.7) s mutací H3 K27M. Pacientce [[PERSON_36]] byla provedena pouze stereotaktická biopsie, jelikož tumor je inoperabilní. Léčená [[PERSON_36]] podstoupila radioterapii (54 Gy / 30 frakcí) s konkomitantní chemoterapií temozolomidem. Prognóza je infaustní s mediánem přežití 9-12 měsíců. Současný stav: progrese onemocnění s narůstající neurologickou symptomatikou (kvadruparéza, poruchy řeči a polykání, epileptické záchvaty). Paliativní péče s kortikosteroidy, antikonvulzivy a symptomatickou léčbou. Rodiče žádají o psychoonkologickou podporu a sociální pomoc. Ošetřující dětský neuroonkolog MUDr. [[PERSON_35]], Ph.D. (registrace ČLK: 89012).</w:t>
+        <w:t>Pacientka [[PERSON_36]] ([[BIRTH_ID_30]], 9 let, zákonní zástupci: rodiče Bc. [[PERSON_33]], [[BIRTH_ID_31]], a Mgr. [[PERSON_34]], [[BIRTH_ID_32]], [[ADDRESS_13]], [[PHONE_10]], pojištěnka VZP[[BIRTH_ID_10]]) má diagnostikovaný difuzní glioblastom mozkového kmene (C71.7) s mutací H3 K27M. Pacientce [[PERSON_36]] byla provedena pouze stereotaktická biopsie, jelikož tumor je inoperabilní. Léčená [[PERSON_36]] podstoupila radioterapii (54 Gy / 30 frakcí) s konkomitantní chemoterapií temozolomidem. Prognóza je infaustní s mediánem přežití 9-12 měsíců. Současný stav: progrese onemocnění s narůstající neurologickou symptomatikou (kvadruparéza, poruchy řeči a polykání, epileptické záchvaty). Paliativní péče s kortikosteroidy, antikonvulzivy a symptomatickou léčbou. Rodiče žádají o psychoonkologickou podporu a sociální pomoc. Ošetřující dětský neuroonkolog MUDr. [[PERSON_35]], Ph.D. (registrace ČLK: 89012).</w:t>
       </w:r>
     </w:p>
     <w:p>
@@ -3133,7 +3133,7 @@
           </w:tcPr>
           <w:p>
             <w:r>
-              <w:t>Ing.</w:t>
+              <w:t>Ing. [[PERSON_48]]</w:t>
             </w:r>
           </w:p>
         </w:tc>
@@ -3187,7 +3187,7 @@
           </w:tcPr>
           <w:p>
             <w:r>
-              <w:t>JUDr.</w:t>
+              <w:t>JUDr. [[PERSON_49]]</w:t>
             </w:r>
           </w:p>
         </w:tc>
@@ -3241,7 +3241,7 @@
           </w:tcPr>
           <w:p>
             <w:r>
-              <w:t>Mgr.</w:t>
+              <w:t>Mgr. [[PERSON_50]]</w:t>
             </w:r>
           </w:p>
         </w:tc>
@@ -3429,6 +3429,12 @@
       </w:r>
     </w:p>
     <w:sectPr>
+      <w:headerReference w:type="default" r:id="rId7"/>
+      <w:footerReference w:type="default" r:id="rId8"/>
+      <w:headerReference w:type="first" r:id="rId9"/>
+      <w:footerReference w:type="first" r:id="rId10"/>
+      <w:headerReference w:type="even" r:id="rId11"/>
+      <w:footerReference w:type="even" r:id="rId12"/>
       <w:pgSz w:w="11906" w:h="16838" w:orient="portrait"/>
       <w:pgMar w:top="1440" w:right="1440" w:bottom="1440" w:left="1440" w:header="708" w:footer="708" w:gutter="0"/>
       <w:pgNumType/>
@@ -3442,6 +3448,36 @@
 <w:comments xmlns:cx="http://schemas.microsoft.com/office/drawing/2014/chartex" xmlns:cx1="http://schemas.microsoft.com/office/drawing/2015/9/8/chartex" xmlns:cx2="http://schemas.microsoft.com/office/drawing/2015/10/21/chartex" xmlns:cx3="http://schemas.microsoft.com/office/drawing/2016/5/9/chartex" xmlns:cx4="http://schemas.microsoft.com/office/drawing/2016/5/10/chartex" xmlns:cx5="http://schemas.microsoft.com/office/drawing/2016/5/11/chartex" xmlns:cx6="http://schemas.microsoft.com/office/drawing/2016/5/12/chartex" xmlns:cx7="http://schemas.microsoft.com/office/drawing/2016/5/13/chartex" xmlns:cx8="http://schemas.microsoft.com/office/drawing/2016/5/14/chartex" xmlns:mc="http://schemas.openxmlformats.org/markup-compatibility/2006" xmlns:aink="http://schemas.microsoft.com/office/drawing/2016/ink" xmlns:am3d="http://schemas.microsoft.com/office/drawing/2017/model3d" xmlns:o="urn:schemas-microsoft-com:office:office" xmlns:r="http://schemas.openxmlformats.org/officeDocument/2006/relationships" xmlns:m="http://schemas.openxmlformats.org/officeDocument/2006/math" xmlns:v="urn:schemas-microsoft-com:vml" xmlns:wp14="http://schemas.microsoft.com/office/word/2010/wordprocessingDrawing" xmlns:wp="http://schemas.openxmlformats.org/drawingml/2006/wordprocessingDrawing" xmlns:w10="urn:schemas-microsoft-com:office:word" xmlns:w="http://schemas.openxmlformats.org/wordprocessingml/2006/main" xmlns:w14="http://schemas.microsoft.com/office/word/2010/wordml" xmlns:w15="http://schemas.microsoft.com/office/word/2012/wordml" xmlns:w16cex="http://schemas.microsoft.com/office/word/2018/wordml/cex" xmlns:w16cid="http://schemas.microsoft.com/office/word/2016/wordml/cid" xmlns:w16="http://schemas.microsoft.com/office/word/2018/wordml" xmlns:w16sdtdh="http://schemas.microsoft.com/office/word/2020/wordml/sdtdatahash" xmlns:w16se="http://schemas.microsoft.com/office/word/2015/wordml/symex" xmlns:wpg="http://schemas.microsoft.com/office/word/2010/wordprocessingGroup" xmlns:wpi="http://schemas.microsoft.com/office/word/2010/wordprocessingInk" xmlns:wne="http://schemas.microsoft.com/office/word/2006/wordml" xmlns:wps="http://schemas.microsoft.com/office/word/2010/wordprocessingShape"/>
 </file>
 
+<file path=word/footer1.xml><?xml version="1.0" encoding="utf-8"?>
+<w:ftr xmlns:m="http://schemas.openxmlformats.org/officeDocument/2006/math" xmlns:mc="http://schemas.openxmlformats.org/markup-compatibility/2006" xmlns:mo="http://schemas.microsoft.com/office/mac/office/2008/main" xmlns:mv="urn:schemas-microsoft-com:mac:vml" xmlns:o="urn:schemas-microsoft-com:office:office" xmlns:r="http://schemas.openxmlformats.org/officeDocument/2006/relationships" xmlns:v="urn:schemas-microsoft-com:vml" xmlns:w10="urn:schemas-microsoft-com:office:word" xmlns:w14="http://schemas.microsoft.com/office/word/2010/wordml" xmlns:w="http://schemas.openxmlformats.org/wordprocessingml/2006/main" xmlns:wne="http://schemas.microsoft.com/office/word/2006/wordml" xmlns:wp14="http://schemas.microsoft.com/office/word/2010/wordprocessingDrawing" xmlns:wp="http://schemas.openxmlformats.org/drawingml/2006/wordprocessingDrawing" xmlns:wpc="http://schemas.microsoft.com/office/word/2010/wordprocessingCanvas" xmlns:wpg="http://schemas.microsoft.com/office/word/2010/wordprocessingGroup" xmlns:wpi="http://schemas.microsoft.com/office/word/2010/wordprocessingInk" xmlns:wps="http://schemas.microsoft.com/office/word/2010/wordprocessingShape" mc:Ignorable="w14 wp14">
+  <w:p>
+    <w:pPr>
+      <w:pStyle w:val="Footer"/>
+    </w:pPr>
+  </w:p>
+</w:ftr>
+</file>
+
+<file path=word/footer2.xml><?xml version="1.0" encoding="utf-8"?>
+<w:ftr xmlns:m="http://schemas.openxmlformats.org/officeDocument/2006/math" xmlns:mc="http://schemas.openxmlformats.org/markup-compatibility/2006" xmlns:mo="http://schemas.microsoft.com/office/mac/office/2008/main" xmlns:mv="urn:schemas-microsoft-com:mac:vml" xmlns:o="urn:schemas-microsoft-com:office:office" xmlns:r="http://schemas.openxmlformats.org/officeDocument/2006/relationships" xmlns:v="urn:schemas-microsoft-com:vml" xmlns:w10="urn:schemas-microsoft-com:office:word" xmlns:w14="http://schemas.microsoft.com/office/word/2010/wordml" xmlns:w="http://schemas.openxmlformats.org/wordprocessingml/2006/main" xmlns:wne="http://schemas.microsoft.com/office/word/2006/wordml" xmlns:wp14="http://schemas.microsoft.com/office/word/2010/wordprocessingDrawing" xmlns:wp="http://schemas.openxmlformats.org/drawingml/2006/wordprocessingDrawing" xmlns:wpc="http://schemas.microsoft.com/office/word/2010/wordprocessingCanvas" xmlns:wpg="http://schemas.microsoft.com/office/word/2010/wordprocessingGroup" xmlns:wpi="http://schemas.microsoft.com/office/word/2010/wordprocessingInk" xmlns:wps="http://schemas.microsoft.com/office/word/2010/wordprocessingShape" mc:Ignorable="w14 wp14">
+  <w:p>
+    <w:pPr>
+      <w:pStyle w:val="Footer"/>
+    </w:pPr>
+  </w:p>
+</w:ftr>
+</file>
+
+<file path=word/footer3.xml><?xml version="1.0" encoding="utf-8"?>
+<w:ftr xmlns:m="http://schemas.openxmlformats.org/officeDocument/2006/math" xmlns:mc="http://schemas.openxmlformats.org/markup-compatibility/2006" xmlns:mo="http://schemas.microsoft.com/office/mac/office/2008/main" xmlns:mv="urn:schemas-microsoft-com:mac:vml" xmlns:o="urn:schemas-microsoft-com:office:office" xmlns:r="http://schemas.openxmlformats.org/officeDocument/2006/relationships" xmlns:v="urn:schemas-microsoft-com:vml" xmlns:w10="urn:schemas-microsoft-com:office:word" xmlns:w14="http://schemas.microsoft.com/office/word/2010/wordml" xmlns:w="http://schemas.openxmlformats.org/wordprocessingml/2006/main" xmlns:wne="http://schemas.microsoft.com/office/word/2006/wordml" xmlns:wp14="http://schemas.microsoft.com/office/word/2010/wordprocessingDrawing" xmlns:wp="http://schemas.openxmlformats.org/drawingml/2006/wordprocessingDrawing" xmlns:wpc="http://schemas.microsoft.com/office/word/2010/wordprocessingCanvas" xmlns:wpg="http://schemas.microsoft.com/office/word/2010/wordprocessingGroup" xmlns:wpi="http://schemas.microsoft.com/office/word/2010/wordprocessingInk" xmlns:wps="http://schemas.microsoft.com/office/word/2010/wordprocessingShape" mc:Ignorable="w14 wp14">
+  <w:p>
+    <w:pPr>
+      <w:pStyle w:val="Footer"/>
+    </w:pPr>
+  </w:p>
+</w:ftr>
+</file>
+
 <file path=word/footnotes.xml><?xml version="1.0" encoding="utf-8"?>
 <w:footnotes xmlns:wpc="http://schemas.microsoft.com/office/word/2010/wordprocessingCanvas" xmlns:mc="http://schemas.openxmlformats.org/markup-compatibility/2006" xmlns:o="urn:schemas-microsoft-com:office:office" xmlns:r="http://schemas.openxmlformats.org/officeDocument/2006/relationships" xmlns:m="http://schemas.openxmlformats.org/officeDocument/2006/math" xmlns:v="urn:schemas-microsoft-com:vml" xmlns:wp14="http://schemas.microsoft.com/office/word/2010/wordprocessingDrawing" xmlns:wp="http://schemas.openxmlformats.org/drawingml/2006/wordprocessingDrawing" xmlns:w10="urn:schemas-microsoft-com:office:word" xmlns:w="http://schemas.openxmlformats.org/wordprocessingml/2006/main" xmlns:w14="http://schemas.microsoft.com/office/word/2010/wordml" xmlns:w15="http://schemas.microsoft.com/office/word/2012/wordml" xmlns:wpg="http://schemas.microsoft.com/office/word/2010/wordprocessingGroup" xmlns:wpi="http://schemas.microsoft.com/office/word/2010/wordprocessingInk" xmlns:wne="http://schemas.microsoft.com/office/word/2006/wordml" xmlns:wps="http://schemas.microsoft.com/office/word/2010/wordprocessingShape" mc:Ignorable="w14 w15 wp14">
   <w:footnote w:type="separator" w:id="-1">
@@ -3477,6 +3513,36 @@
     </w:p>
   </w:footnote>
 </w:footnotes>
+</file>
+
+<file path=word/header1.xml><?xml version="1.0" encoding="utf-8"?>
+<w:hdr xmlns:m="http://schemas.openxmlformats.org/officeDocument/2006/math" xmlns:mc="http://schemas.openxmlformats.org/markup-compatibility/2006" xmlns:mo="http://schemas.microsoft.com/office/mac/office/2008/main" xmlns:mv="urn:schemas-microsoft-com:mac:vml" xmlns:o="urn:schemas-microsoft-com:office:office" xmlns:r="http://schemas.openxmlformats.org/officeDocument/2006/relationships" xmlns:v="urn:schemas-microsoft-com:vml" xmlns:w10="urn:schemas-microsoft-com:office:word" xmlns:w14="http://schemas.microsoft.com/office/word/2010/wordml" xmlns:w="http://schemas.openxmlformats.org/wordprocessingml/2006/main" xmlns:wne="http://schemas.microsoft.com/office/word/2006/wordml" xmlns:wp14="http://schemas.microsoft.com/office/word/2010/wordprocessingDrawing" xmlns:wp="http://schemas.openxmlformats.org/drawingml/2006/wordprocessingDrawing" xmlns:wpc="http://schemas.microsoft.com/office/word/2010/wordprocessingCanvas" xmlns:wpg="http://schemas.microsoft.com/office/word/2010/wordprocessingGroup" xmlns:wpi="http://schemas.microsoft.com/office/word/2010/wordprocessingInk" xmlns:wps="http://schemas.microsoft.com/office/word/2010/wordprocessingShape" mc:Ignorable="w14 wp14">
+  <w:p>
+    <w:pPr>
+      <w:pStyle w:val="Header"/>
+    </w:pPr>
+  </w:p>
+</w:hdr>
+</file>
+
+<file path=word/header2.xml><?xml version="1.0" encoding="utf-8"?>
+<w:hdr xmlns:m="http://schemas.openxmlformats.org/officeDocument/2006/math" xmlns:mc="http://schemas.openxmlformats.org/markup-compatibility/2006" xmlns:mo="http://schemas.microsoft.com/office/mac/office/2008/main" xmlns:mv="urn:schemas-microsoft-com:mac:vml" xmlns:o="urn:schemas-microsoft-com:office:office" xmlns:r="http://schemas.openxmlformats.org/officeDocument/2006/relationships" xmlns:v="urn:schemas-microsoft-com:vml" xmlns:w10="urn:schemas-microsoft-com:office:word" xmlns:w14="http://schemas.microsoft.com/office/word/2010/wordml" xmlns:w="http://schemas.openxmlformats.org/wordprocessingml/2006/main" xmlns:wne="http://schemas.microsoft.com/office/word/2006/wordml" xmlns:wp14="http://schemas.microsoft.com/office/word/2010/wordprocessingDrawing" xmlns:wp="http://schemas.openxmlformats.org/drawingml/2006/wordprocessingDrawing" xmlns:wpc="http://schemas.microsoft.com/office/word/2010/wordprocessingCanvas" xmlns:wpg="http://schemas.microsoft.com/office/word/2010/wordprocessingGroup" xmlns:wpi="http://schemas.microsoft.com/office/word/2010/wordprocessingInk" xmlns:wps="http://schemas.microsoft.com/office/word/2010/wordprocessingShape" mc:Ignorable="w14 wp14">
+  <w:p>
+    <w:pPr>
+      <w:pStyle w:val="Header"/>
+    </w:pPr>
+  </w:p>
+</w:hdr>
+</file>
+
+<file path=word/header3.xml><?xml version="1.0" encoding="utf-8"?>
+<w:hdr xmlns:m="http://schemas.openxmlformats.org/officeDocument/2006/math" xmlns:mc="http://schemas.openxmlformats.org/markup-compatibility/2006" xmlns:mo="http://schemas.microsoft.com/office/mac/office/2008/main" xmlns:mv="urn:schemas-microsoft-com:mac:vml" xmlns:o="urn:schemas-microsoft-com:office:office" xmlns:r="http://schemas.openxmlformats.org/officeDocument/2006/relationships" xmlns:v="urn:schemas-microsoft-com:vml" xmlns:w10="urn:schemas-microsoft-com:office:word" xmlns:w14="http://schemas.microsoft.com/office/word/2010/wordml" xmlns:w="http://schemas.openxmlformats.org/wordprocessingml/2006/main" xmlns:wne="http://schemas.microsoft.com/office/word/2006/wordml" xmlns:wp14="http://schemas.microsoft.com/office/word/2010/wordprocessingDrawing" xmlns:wp="http://schemas.openxmlformats.org/drawingml/2006/wordprocessingDrawing" xmlns:wpc="http://schemas.microsoft.com/office/word/2010/wordprocessingCanvas" xmlns:wpg="http://schemas.microsoft.com/office/word/2010/wordprocessingGroup" xmlns:wpi="http://schemas.microsoft.com/office/word/2010/wordprocessingInk" xmlns:wps="http://schemas.microsoft.com/office/word/2010/wordprocessingShape" mc:Ignorable="w14 wp14">
+  <w:p>
+    <w:pPr>
+      <w:pStyle w:val="Header"/>
+    </w:pPr>
+  </w:p>
+</w:hdr>
 </file>
 
 <file path=word/numbering.xml><?xml version="1.0" encoding="utf-8"?>

--- a/test_data/smlouva32_anon.docx
+++ b/test_data/smlouva32_anon.docx
@@ -392,7 +392,7 @@
         <w:spacing w:before="100" w:after="50"/>
       </w:pPr>
       <w:r>
-        <w:t>Pacientka [[PERSON_29]] ([[BIRTH_ID_24]], 8 let, zákonná zástupkyně: matka Mgr. [[PERSON_25]], [[BIRTH_ID_25]], [[ADDRESS_1]], [[PHONE_2]], email: [[EMAIL_7]], pojištěnka VZP[[PHONE_9]]) má diagnostikovanou akutní lymfoblastickou leukémii prekurzorů z B-buněk s translokací t(9;22) Philadelphia chromozom pozitivní (C91.0) - high-risk skupina. Pacientce Laurce byla zahájena intenzivní chemoterapie dle protokolu ALL-IC B[[LICENSE_PLATE_4]] s přidáním tyrosinkinázy inhibitoru (Imatinib). Léčená [[PERSON_29]] podstoupila již 3 bloky intenzivní chemoterapie s těžkými komplikacemi: febrilní neutropenie s sepsí (3× hospitalizace na JIP), mukozitida stupně IV vyžadující parenterální výživu, alopecie, nevolnost a zvracení. Molekulární vyšetření po indukční fázi prokázalo minimální reziduální nemoc (MRD) 0,08% - pozitivní odpověď na léčbu. Je indikována alogenní transplantace kostní dřeně od HLA kompatibilního dárce. Sourozenec [[PERSON_28]] ([[BIRTH_ID_26]]) je plně HLA kompatibilní a souhlasil jako dárce. Prognóza: 5leté přežití 65-70%. Ošetřující dětský hematoonkolog MUDr. [[PERSON_26]], Ph.D. (registrace ČLK: 78945). Otec dítěte Ing. [[PERSON_27]] ([[BIRTH_ID_27]], [[PHONE_5]]).</w:t>
+        <w:t>Pacientka [[PERSON_29]] ([[BIRTH_ID_24]], 8 let, zákonná zástupkyně: matka Mgr. [[PERSON_25]], [[BIRTH_ID_25]], [[ADDRESS_1]], [[PHONE_2]], email: [[EMAIL_7]], pojištěnka VZP[[PHONE_9]]) má diagnostikovanou akutní lymfoblastickou leukémii prekurzorů z B-buněk s translokací t(9;22) Philadelphia chromozom pozitivní (C91.0) - high-risk skupina. Pacientce Laurce byla zahájena intenzivní chemoterapie dle protokolu ALL-IC BFM 2009 s přidáním tyrosinkinázy inhibitoru (Imatinib). Léčená [[PERSON_29]] podstoupila již 3 bloky intenzivní chemoterapie s těžkými komplikacemi: febrilní neutropenie s sepsí (3× hospitalizace na JIP), mukozitida stupně IV vyžadující parenterální výživu, alopecie, nevolnost a zvracení. Molekulární vyšetření po indukční fázi prokázalo minimální reziduální nemoc (MRD) 0,08% - pozitivní odpověď na léčbu. Je indikována alogenní transplantace kostní dřeně od HLA kompatibilního dárce. Sourozenec [[PERSON_28]] ([[BIRTH_ID_26]]) je plně HLA kompatibilní a souhlasil jako dárce. Prognóza: 5leté přežití 65-70%. Ošetřující dětský hematoonkolog MUDr. [[PERSON_26]], Ph.D. (registrace ČLK: 78945). Otec dítěte Ing. [[PERSON_27]] ([[BIRTH_ID_27]], [[PHONE_5]]).</w:t>
       </w:r>
     </w:p>
     <w:p>
@@ -400,7 +400,7 @@
         <w:spacing w:before="50" w:after="50"/>
       </w:pPr>
       <w:r>
-        <w:t>Pacient [[PERSON_32]] ([[BIRTH_ID_28]], 6 let, zákonná zástupkyně: matka PhDr. [[PERSON_30]], [[BIRTH_ID_29]], [[ADDRESS_12]], [[PHONE_4]], pojištěnec OZP[[PHONE_11]]) má diagnostikovaný neuroblastom stadium IV s metastázami do kostní dřeně a skeletu (C74.9). Pacientovi [[PERSON_32]] byla provedena parciální resekce primárního tumoru v retroperitoneu, následovala intenzivní chemoterapie dle protokolu [[LICENSE_PLATE_5]]. Nemocný [[PERSON_32]] podstoupil autologní transplantaci periferních kmenových buněk, radioterapii a imunoterapii anti-GD2 protilátkami. Genetické vyšetření prokázalo amplifikaci onkogenu MYCN - nepříznivý prognostický faktor. Aktuální stav: kompletní remise, ale vysoké riziko relapsu (60%). Pravidelné kontroly každé 3 měsíce s PET/CT a scintigrafií MIBG. Byl přiznán příspěvek na péči III. stupně 13 900 Kč měsíčně. Ošetřující dětský onkolog MUDr. [[PERSON_31]] (registrace ČLK: 67890).</w:t>
+        <w:t>Pacient [[PERSON_32]] ([[BIRTH_ID_28]], 6 let, zákonná zástupkyně: matka PhDr. [[PERSON_30]], [[BIRTH_ID_29]], [[ADDRESS_12]], [[PHONE_4]], pojištěnec OZP[[PHONE_11]]) má diagnostikovaný neuroblastom stadium IV s metastázami do kostní dřeně a skeletu (C74.9). Pacientovi [[PERSON_32]] byla provedena parciální resekce primárního tumoru v retroperitoneu, následovala intenzivní chemoterapie dle protokolu NB2004. Nemocný [[PERSON_32]] podstoupil autologní transplantaci periferních kmenových buněk, radioterapii a imunoterapii anti-GD2 protilátkami. Genetické vyšetření prokázalo amplifikaci onkogenu MYCN - nepříznivý prognostický faktor. Aktuální stav: kompletní remise, ale vysoké riziko relapsu (60%). Pravidelné kontroly každé 3 měsíce s PET/CT a scintigrafií MIBG. Byl přiznán příspěvek na péči III. stupně 13 900 Kč měsíčně. Ošetřující dětský onkolog MUDr. [[PERSON_31]] (registrace ČLK: 67890).</w:t>
       </w:r>
     </w:p>
     <w:p>
